--- a/大三上学期/软件设计/Lab/experiment13-16/题目/experiment16.docx
+++ b/大三上学期/软件设计/Lab/experiment13-16/题目/experiment16.docx
@@ -329,23 +329,600 @@
           <w:lang w:val="en-US" w:eastAsia="zh-CN"/>
         </w:rPr>
       </w:pPr>
+      <w:r>
+        <w:rPr>
+          <w:rFonts w:hint="eastAsia"/>
+          <w:lang w:val="en-US" w:eastAsia="zh-CN"/>
+        </w:rPr>
+        <w:t>The result is as following:</w:t>
+      </w:r>
+    </w:p>
+    <w:p>
+      <w:pPr>
+        <w:numPr>
+          <w:ilvl w:val="0"/>
+          <w:numId w:val="0"/>
+        </w:numPr>
+        <w:ind w:left="420" w:leftChars="0" w:firstLine="420" w:firstLineChars="0"/>
+        <w:rPr>
+          <w:rFonts w:hint="default"/>
+          <w:lang w:val="en-US" w:eastAsia="zh-CN"/>
+        </w:rPr>
+      </w:pPr>
+      <w:r>
+        <w:rPr>
+          <w:rFonts w:hint="default"/>
+          <w:lang w:val="en-US" w:eastAsia="zh-CN"/>
+        </w:rPr>
+        <w:t>烧水</w:t>
+      </w:r>
+    </w:p>
+    <w:p>
+      <w:pPr>
+        <w:numPr>
+          <w:ilvl w:val="0"/>
+          <w:numId w:val="0"/>
+        </w:numPr>
+        <w:ind w:left="420" w:leftChars="0" w:firstLine="420" w:firstLineChars="0"/>
+        <w:rPr>
+          <w:rFonts w:hint="default"/>
+          <w:lang w:val="en-US" w:eastAsia="zh-CN"/>
+        </w:rPr>
+      </w:pPr>
+      <w:r>
+        <w:rPr>
+          <w:rFonts w:hint="default"/>
+          <w:lang w:val="en-US" w:eastAsia="zh-CN"/>
+        </w:rPr>
+        <w:t>用开水冲咖啡</w:t>
+      </w:r>
+    </w:p>
+    <w:p>
+      <w:pPr>
+        <w:numPr>
+          <w:ilvl w:val="0"/>
+          <w:numId w:val="0"/>
+        </w:numPr>
+        <w:ind w:left="420" w:leftChars="0" w:firstLine="420" w:firstLineChars="0"/>
+        <w:rPr>
+          <w:rFonts w:hint="default"/>
+          <w:lang w:val="en-US" w:eastAsia="zh-CN"/>
+        </w:rPr>
+      </w:pPr>
+      <w:r>
+        <w:rPr>
+          <w:rFonts w:hint="default"/>
+          <w:lang w:val="en-US" w:eastAsia="zh-CN"/>
+        </w:rPr>
+        <w:t>把咖啡倒进杯子里</w:t>
+      </w:r>
+    </w:p>
+    <w:p>
+      <w:pPr>
+        <w:numPr>
+          <w:ilvl w:val="0"/>
+          <w:numId w:val="0"/>
+        </w:numPr>
+        <w:ind w:left="420" w:leftChars="0" w:firstLine="420" w:firstLineChars="0"/>
+        <w:rPr>
+          <w:rFonts w:hint="default"/>
+          <w:lang w:val="en-US" w:eastAsia="zh-CN"/>
+        </w:rPr>
+      </w:pPr>
+      <w:r>
+        <w:rPr>
+          <w:rFonts w:hint="default"/>
+          <w:lang w:val="en-US" w:eastAsia="zh-CN"/>
+        </w:rPr>
+        <w:t>加糖</w:t>
+      </w:r>
+    </w:p>
+    <w:p>
+      <w:pPr>
+        <w:numPr>
+          <w:ilvl w:val="0"/>
+          <w:numId w:val="0"/>
+        </w:numPr>
+        <w:ind w:left="420" w:leftChars="0" w:firstLine="420" w:firstLineChars="0"/>
+        <w:rPr>
+          <w:rFonts w:hint="default"/>
+          <w:lang w:val="en-US" w:eastAsia="zh-CN"/>
+        </w:rPr>
+      </w:pPr>
+    </w:p>
+    <w:p>
+      <w:pPr>
+        <w:numPr>
+          <w:ilvl w:val="0"/>
+          <w:numId w:val="0"/>
+        </w:numPr>
+        <w:ind w:left="420" w:leftChars="0" w:firstLine="420" w:firstLineChars="0"/>
+        <w:rPr>
+          <w:rFonts w:hint="default"/>
+          <w:lang w:val="en-US" w:eastAsia="zh-CN"/>
+        </w:rPr>
+      </w:pPr>
+      <w:r>
+        <w:rPr>
+          <w:rFonts w:hint="default"/>
+          <w:lang w:val="en-US" w:eastAsia="zh-CN"/>
+        </w:rPr>
+        <w:t>烧水</w:t>
+      </w:r>
+    </w:p>
+    <w:p>
+      <w:pPr>
+        <w:numPr>
+          <w:ilvl w:val="0"/>
+          <w:numId w:val="0"/>
+        </w:numPr>
+        <w:ind w:left="420" w:leftChars="0" w:firstLine="420" w:firstLineChars="0"/>
+        <w:rPr>
+          <w:rFonts w:hint="default"/>
+          <w:lang w:val="en-US" w:eastAsia="zh-CN"/>
+        </w:rPr>
+      </w:pPr>
+      <w:r>
+        <w:rPr>
+          <w:rFonts w:hint="default"/>
+          <w:lang w:val="en-US" w:eastAsia="zh-CN"/>
+        </w:rPr>
+        <w:t>用开水冲茶叶</w:t>
+      </w:r>
+    </w:p>
+    <w:p>
+      <w:pPr>
+        <w:numPr>
+          <w:ilvl w:val="0"/>
+          <w:numId w:val="0"/>
+        </w:numPr>
+        <w:ind w:left="420" w:leftChars="0" w:firstLine="420" w:firstLineChars="0"/>
+        <w:rPr>
+          <w:rFonts w:hint="default"/>
+          <w:lang w:val="en-US" w:eastAsia="zh-CN"/>
+        </w:rPr>
+      </w:pPr>
+      <w:r>
+        <w:rPr>
+          <w:rFonts w:hint="default"/>
+          <w:lang w:val="en-US" w:eastAsia="zh-CN"/>
+        </w:rPr>
+        <w:t>把茶倒进杯子里</w:t>
+      </w:r>
+    </w:p>
+    <w:p>
+      <w:pPr>
+        <w:numPr>
+          <w:ilvl w:val="0"/>
+          <w:numId w:val="0"/>
+        </w:numPr>
+        <w:ind w:left="420" w:leftChars="0" w:firstLine="420" w:firstLineChars="0"/>
+        <w:rPr>
+          <w:rFonts w:hint="default"/>
+          <w:lang w:val="en-US" w:eastAsia="zh-CN"/>
+        </w:rPr>
+      </w:pPr>
+      <w:r>
+        <w:rPr>
+          <w:rFonts w:hint="default"/>
+          <w:lang w:val="en-US" w:eastAsia="zh-CN"/>
+        </w:rPr>
+        <w:t>加柠檬</w:t>
+      </w:r>
+    </w:p>
+    <w:p>
+      <w:pPr>
+        <w:numPr>
+          <w:ilvl w:val="0"/>
+          <w:numId w:val="0"/>
+        </w:numPr>
+        <w:ind w:firstLine="420" w:firstLineChars="0"/>
+        <w:rPr>
+          <w:rFonts w:hint="default"/>
+          <w:lang w:val="en-US" w:eastAsia="zh-CN"/>
+        </w:rPr>
+      </w:pPr>
+    </w:p>
+    <w:p>
+      <w:pPr>
+        <w:numPr>
+          <w:ilvl w:val="0"/>
+          <w:numId w:val="0"/>
+        </w:numPr>
+        <w:ind w:firstLine="420" w:firstLineChars="0"/>
+        <w:rPr>
+          <w:rFonts w:hint="default"/>
+          <w:lang w:val="en-US" w:eastAsia="zh-CN"/>
+        </w:rPr>
+      </w:pPr>
+    </w:p>
+    <w:p>
+      <w:pPr>
+        <w:numPr>
+          <w:ilvl w:val="0"/>
+          <w:numId w:val="0"/>
+        </w:numPr>
+        <w:ind w:firstLine="420" w:firstLineChars="0"/>
+        <w:rPr>
+          <w:rFonts w:hint="default"/>
+          <w:lang w:val="en-US" w:eastAsia="zh-CN"/>
+        </w:rPr>
+      </w:pPr>
+    </w:p>
+    <w:p>
+      <w:pPr>
+        <w:numPr>
+          <w:ilvl w:val="0"/>
+          <w:numId w:val="0"/>
+        </w:numPr>
+        <w:ind w:firstLine="420" w:firstLineChars="0"/>
+        <w:rPr>
+          <w:rFonts w:hint="default"/>
+          <w:lang w:val="en-US" w:eastAsia="zh-CN"/>
+        </w:rPr>
+      </w:pPr>
+    </w:p>
+    <w:p>
+      <w:pPr>
+        <w:numPr>
+          <w:ilvl w:val="0"/>
+          <w:numId w:val="0"/>
+        </w:numPr>
+        <w:ind w:firstLine="420" w:firstLineChars="0"/>
+        <w:rPr>
+          <w:rFonts w:hint="default"/>
+          <w:lang w:val="en-US" w:eastAsia="zh-CN"/>
+        </w:rPr>
+      </w:pPr>
+      <w:r>
+        <w:rPr>
+          <w:rFonts w:hint="default"/>
+          <w:lang w:val="en-US" w:eastAsia="zh-CN"/>
+        </w:rPr>
+        <w:t>1.我们需要创建一个抽象类“GameTemplate”，然后需要创建两个类（“footballgame”和“Cricketgame”）来实现它，最后我们需要编写一个“GameDemo”类来进行测试。要求：</w:t>
+      </w:r>
+    </w:p>
+    <w:p>
+      <w:pPr>
+        <w:numPr>
+          <w:ilvl w:val="0"/>
+          <w:numId w:val="0"/>
+        </w:numPr>
+        <w:ind w:firstLine="420" w:firstLineChars="0"/>
+        <w:rPr>
+          <w:rFonts w:hint="default"/>
+          <w:lang w:val="en-US" w:eastAsia="zh-CN"/>
+        </w:rPr>
+      </w:pPr>
+      <w:r>
+        <w:rPr>
+          <w:rFonts w:hint="default"/>
+          <w:lang w:val="en-US" w:eastAsia="zh-CN"/>
+        </w:rPr>
+        <w:t>游戏类 GameTemplate 的方法有：initialize()、startPlay()、endPlay()、play()。</w:t>
+      </w:r>
+    </w:p>
+    <w:p>
+      <w:pPr>
+        <w:numPr>
+          <w:ilvl w:val="0"/>
+          <w:numId w:val="0"/>
+        </w:numPr>
+        <w:ind w:firstLine="420" w:firstLineChars="0"/>
+        <w:rPr>
+          <w:rFonts w:hint="default"/>
+          <w:lang w:val="en-US" w:eastAsia="zh-CN"/>
+        </w:rPr>
+      </w:pPr>
+      <w:r>
+        <w:rPr>
+          <w:rFonts w:hint="default"/>
+          <w:lang w:val="en-US" w:eastAsia="zh-CN"/>
+        </w:rPr>
+        <w:t>结果如下：</w:t>
+      </w:r>
+    </w:p>
+    <w:p>
+      <w:pPr>
+        <w:numPr>
+          <w:ilvl w:val="0"/>
+          <w:numId w:val="0"/>
+        </w:numPr>
+        <w:ind w:firstLine="420" w:firstLineChars="0"/>
+        <w:rPr>
+          <w:rFonts w:hint="default"/>
+          <w:lang w:val="en-US" w:eastAsia="zh-CN"/>
+        </w:rPr>
+      </w:pPr>
+      <w:r>
+        <w:rPr>
+          <w:rFonts w:hint="default"/>
+          <w:lang w:val="en-US" w:eastAsia="zh-CN"/>
+        </w:rPr>
+        <w:t>板球游戏已初始化！开始游戏。</w:t>
+      </w:r>
+    </w:p>
+    <w:p>
+      <w:pPr>
+        <w:numPr>
+          <w:ilvl w:val="0"/>
+          <w:numId w:val="0"/>
+        </w:numPr>
+        <w:ind w:firstLine="420" w:firstLineChars="0"/>
+        <w:rPr>
+          <w:rFonts w:hint="default"/>
+          <w:lang w:val="en-US" w:eastAsia="zh-CN"/>
+        </w:rPr>
+      </w:pPr>
+      <w:r>
+        <w:rPr>
+          <w:rFonts w:hint="default"/>
+          <w:lang w:val="en-US" w:eastAsia="zh-CN"/>
+        </w:rPr>
+        <w:t>板球游戏已启动。尽情享受吧！</w:t>
+      </w:r>
+    </w:p>
+    <w:p>
+      <w:pPr>
+        <w:numPr>
+          <w:ilvl w:val="0"/>
+          <w:numId w:val="0"/>
+        </w:numPr>
+        <w:ind w:firstLine="420" w:firstLineChars="0"/>
+        <w:rPr>
+          <w:rFonts w:hint="default"/>
+          <w:lang w:val="en-US" w:eastAsia="zh-CN"/>
+        </w:rPr>
+      </w:pPr>
+      <w:r>
+        <w:rPr>
+          <w:rFonts w:hint="default"/>
+          <w:lang w:val="en-US" w:eastAsia="zh-CN"/>
+        </w:rPr>
+        <w:t>板球游戏已结束！</w:t>
+      </w:r>
+    </w:p>
+    <w:p>
+      <w:pPr>
+        <w:numPr>
+          <w:ilvl w:val="0"/>
+          <w:numId w:val="0"/>
+        </w:numPr>
+        <w:ind w:firstLine="420" w:firstLineChars="0"/>
+        <w:rPr>
+          <w:rFonts w:hint="default"/>
+          <w:lang w:val="en-US" w:eastAsia="zh-CN"/>
+        </w:rPr>
+      </w:pPr>
+      <w:r>
+        <w:rPr>
+          <w:rFonts w:hint="default"/>
+          <w:lang w:val="en-US" w:eastAsia="zh-CN"/>
+        </w:rPr>
+        <w:t>足球游戏已初始化！开始游戏。</w:t>
+      </w:r>
+    </w:p>
+    <w:p>
+      <w:pPr>
+        <w:numPr>
+          <w:ilvl w:val="0"/>
+          <w:numId w:val="0"/>
+        </w:numPr>
+        <w:ind w:firstLine="420" w:firstLineChars="0"/>
+        <w:rPr>
+          <w:rFonts w:hint="default"/>
+          <w:lang w:val="en-US" w:eastAsia="zh-CN"/>
+        </w:rPr>
+      </w:pPr>
+      <w:r>
+        <w:rPr>
+          <w:rFonts w:hint="default"/>
+          <w:lang w:val="en-US" w:eastAsia="zh-CN"/>
+        </w:rPr>
+        <w:t>足球游戏已启动。尽情享受吧！</w:t>
+      </w:r>
+    </w:p>
+    <w:p>
+      <w:pPr>
+        <w:numPr>
+          <w:ilvl w:val="0"/>
+          <w:numId w:val="0"/>
+        </w:numPr>
+        <w:ind w:firstLine="420" w:firstLineChars="0"/>
+        <w:rPr>
+          <w:rFonts w:hint="default"/>
+          <w:lang w:val="en-US" w:eastAsia="zh-CN"/>
+        </w:rPr>
+      </w:pPr>
+      <w:r>
+        <w:rPr>
+          <w:rFonts w:hint="default"/>
+          <w:lang w:val="en-US" w:eastAsia="zh-CN"/>
+        </w:rPr>
+        <w:t>足球游戏已结束！</w:t>
+      </w:r>
+    </w:p>
+    <w:p>
+      <w:pPr>
+        <w:numPr>
+          <w:ilvl w:val="0"/>
+          <w:numId w:val="0"/>
+        </w:numPr>
+        <w:ind w:firstLine="420" w:firstLineChars="0"/>
+        <w:rPr>
+          <w:rFonts w:hint="default"/>
+          <w:lang w:val="en-US" w:eastAsia="zh-CN"/>
+        </w:rPr>
+      </w:pPr>
+    </w:p>
+    <w:p>
+      <w:pPr>
+        <w:numPr>
+          <w:ilvl w:val="0"/>
+          <w:numId w:val="0"/>
+        </w:numPr>
+        <w:ind w:firstLine="420" w:firstLineChars="0"/>
+        <w:rPr>
+          <w:rFonts w:hint="default"/>
+          <w:lang w:val="en-US" w:eastAsia="zh-CN"/>
+        </w:rPr>
+      </w:pPr>
+    </w:p>
+    <w:p>
+      <w:pPr>
+        <w:numPr>
+          <w:ilvl w:val="0"/>
+          <w:numId w:val="0"/>
+        </w:numPr>
+        <w:ind w:firstLine="420" w:firstLineChars="0"/>
+        <w:rPr>
+          <w:rFonts w:hint="default"/>
+          <w:lang w:val="en-US" w:eastAsia="zh-CN"/>
+        </w:rPr>
+      </w:pPr>
+    </w:p>
+    <w:p>
+      <w:pPr>
+        <w:numPr>
+          <w:ilvl w:val="0"/>
+          <w:numId w:val="0"/>
+        </w:numPr>
+        <w:ind w:firstLine="420" w:firstLineChars="0"/>
+        <w:rPr>
+          <w:rFonts w:hint="default"/>
+          <w:lang w:val="en-US" w:eastAsia="zh-CN"/>
+        </w:rPr>
+      </w:pPr>
       <w:bookmarkStart w:id="0" w:name="_GoBack"/>
       <w:bookmarkEnd w:id="0"/>
       <w:r>
         <w:rPr>
-          <w:rFonts w:hint="eastAsia"/>
-          <w:lang w:val="en-US" w:eastAsia="zh-CN"/>
-        </w:rPr>
-        <w:t>The result is as following:</w:t>
-      </w:r>
-    </w:p>
-    <w:p>
-      <w:pPr>
-        <w:numPr>
-          <w:ilvl w:val="0"/>
-          <w:numId w:val="0"/>
-        </w:numPr>
-        <w:ind w:left="420" w:leftChars="0" w:firstLine="420" w:firstLineChars="0"/>
+          <w:rFonts w:hint="default"/>
+          <w:lang w:val="en-US" w:eastAsia="zh-CN"/>
+        </w:rPr>
+        <w:t>2.首先，我们需要创建一个抽象类“DivdrinkTemplate”。然后，我们需要创建两个类（“Coffee”和“LemonTea”），它们要实现这个抽象类。最后，我们需要编写一个名为“DrinkDemo”的类来对其进行测试。要求：</w:t>
+      </w:r>
+    </w:p>
+    <w:p>
+      <w:pPr>
+        <w:numPr>
+          <w:ilvl w:val="0"/>
+          <w:numId w:val="0"/>
+        </w:numPr>
+        <w:ind w:firstLine="420" w:firstLineChars="0"/>
+        <w:rPr>
+          <w:rFonts w:hint="default"/>
+          <w:lang w:val="en-US" w:eastAsia="zh-CN"/>
+        </w:rPr>
+      </w:pPr>
+      <w:r>
+        <w:rPr>
+          <w:rFonts w:hint="default"/>
+          <w:lang w:val="en-US" w:eastAsia="zh-CN"/>
+        </w:rPr>
+        <w:t>类 DivdrinkTemplate 的方法有：boilWater()（烧水）、brew()（酿造）、pourIncup()（倒入杯中）、addConditions()（添加条件）、div。</w:t>
+      </w:r>
+    </w:p>
+    <w:p>
+      <w:pPr>
+        <w:numPr>
+          <w:ilvl w:val="0"/>
+          <w:numId w:val="0"/>
+        </w:numPr>
+        <w:ind w:firstLine="420" w:firstLineChars="0"/>
+        <w:rPr>
+          <w:rFonts w:hint="default"/>
+          <w:lang w:val="en-US" w:eastAsia="zh-CN"/>
+        </w:rPr>
+      </w:pPr>
+      <w:r>
+        <w:rPr>
+          <w:rFonts w:hint="default"/>
+          <w:lang w:val="en-US" w:eastAsia="zh-CN"/>
+        </w:rPr>
+        <w:t>结果如下：烧水</w:t>
+      </w:r>
+    </w:p>
+    <w:p>
+      <w:pPr>
+        <w:numPr>
+          <w:ilvl w:val="0"/>
+          <w:numId w:val="0"/>
+        </w:numPr>
+        <w:ind w:firstLine="420" w:firstLineChars="0"/>
+        <w:rPr>
+          <w:rFonts w:hint="default"/>
+          <w:lang w:val="en-US" w:eastAsia="zh-CN"/>
+        </w:rPr>
+      </w:pPr>
+      <w:r>
+        <w:rPr>
+          <w:rFonts w:hint="default"/>
+          <w:lang w:val="en-US" w:eastAsia="zh-CN"/>
+        </w:rPr>
+        <w:t>用开水冲咖啡</w:t>
+      </w:r>
+    </w:p>
+    <w:p>
+      <w:pPr>
+        <w:numPr>
+          <w:ilvl w:val="0"/>
+          <w:numId w:val="0"/>
+        </w:numPr>
+        <w:ind w:firstLine="420" w:firstLineChars="0"/>
+        <w:rPr>
+          <w:rFonts w:hint="default"/>
+          <w:lang w:val="en-US" w:eastAsia="zh-CN"/>
+        </w:rPr>
+      </w:pPr>
+      <w:r>
+        <w:rPr>
+          <w:rFonts w:hint="default"/>
+          <w:lang w:val="en-US" w:eastAsia="zh-CN"/>
+        </w:rPr>
+        <w:t>把咖啡倒进杯子里</w:t>
+      </w:r>
+    </w:p>
+    <w:p>
+      <w:pPr>
+        <w:numPr>
+          <w:ilvl w:val="0"/>
+          <w:numId w:val="0"/>
+        </w:numPr>
+        <w:ind w:firstLine="420" w:firstLineChars="0"/>
+        <w:rPr>
+          <w:rFonts w:hint="default"/>
+          <w:lang w:val="en-US" w:eastAsia="zh-CN"/>
+        </w:rPr>
+      </w:pPr>
+      <w:r>
+        <w:rPr>
+          <w:rFonts w:hint="default"/>
+          <w:lang w:val="en-US" w:eastAsia="zh-CN"/>
+        </w:rPr>
+        <w:t>加糖</w:t>
+      </w:r>
+    </w:p>
+    <w:p>
+      <w:pPr>
+        <w:numPr>
+          <w:ilvl w:val="0"/>
+          <w:numId w:val="0"/>
+        </w:numPr>
+        <w:ind w:firstLine="420" w:firstLineChars="0"/>
+        <w:rPr>
+          <w:rFonts w:hint="default"/>
+          <w:lang w:val="en-US" w:eastAsia="zh-CN"/>
+        </w:rPr>
+      </w:pPr>
+    </w:p>
+    <w:p>
+      <w:pPr>
+        <w:numPr>
+          <w:ilvl w:val="0"/>
+          <w:numId w:val="0"/>
+        </w:numPr>
+        <w:ind w:firstLine="420" w:firstLineChars="0"/>
         <w:rPr>
           <w:rFonts w:hint="default"/>
           <w:lang w:val="en-US" w:eastAsia="zh-CN"/>
@@ -365,100 +942,7 @@
           <w:ilvl w:val="0"/>
           <w:numId w:val="0"/>
         </w:numPr>
-        <w:ind w:left="420" w:leftChars="0" w:firstLine="420" w:firstLineChars="0"/>
-        <w:rPr>
-          <w:rFonts w:hint="default"/>
-          <w:lang w:val="en-US" w:eastAsia="zh-CN"/>
-        </w:rPr>
-      </w:pPr>
-      <w:r>
-        <w:rPr>
-          <w:rFonts w:hint="default"/>
-          <w:lang w:val="en-US" w:eastAsia="zh-CN"/>
-        </w:rPr>
-        <w:t>用开水冲咖啡</w:t>
-      </w:r>
-    </w:p>
-    <w:p>
-      <w:pPr>
-        <w:numPr>
-          <w:ilvl w:val="0"/>
-          <w:numId w:val="0"/>
-        </w:numPr>
-        <w:ind w:left="420" w:leftChars="0" w:firstLine="420" w:firstLineChars="0"/>
-        <w:rPr>
-          <w:rFonts w:hint="default"/>
-          <w:lang w:val="en-US" w:eastAsia="zh-CN"/>
-        </w:rPr>
-      </w:pPr>
-      <w:r>
-        <w:rPr>
-          <w:rFonts w:hint="default"/>
-          <w:lang w:val="en-US" w:eastAsia="zh-CN"/>
-        </w:rPr>
-        <w:t>把咖啡倒进杯子里</w:t>
-      </w:r>
-    </w:p>
-    <w:p>
-      <w:pPr>
-        <w:numPr>
-          <w:ilvl w:val="0"/>
-          <w:numId w:val="0"/>
-        </w:numPr>
-        <w:ind w:left="420" w:leftChars="0" w:firstLine="420" w:firstLineChars="0"/>
-        <w:rPr>
-          <w:rFonts w:hint="default"/>
-          <w:lang w:val="en-US" w:eastAsia="zh-CN"/>
-        </w:rPr>
-      </w:pPr>
-      <w:r>
-        <w:rPr>
-          <w:rFonts w:hint="default"/>
-          <w:lang w:val="en-US" w:eastAsia="zh-CN"/>
-        </w:rPr>
-        <w:t>加糖</w:t>
-      </w:r>
-    </w:p>
-    <w:p>
-      <w:pPr>
-        <w:numPr>
-          <w:ilvl w:val="0"/>
-          <w:numId w:val="0"/>
-        </w:numPr>
-        <w:ind w:left="420" w:leftChars="0" w:firstLine="420" w:firstLineChars="0"/>
-        <w:rPr>
-          <w:rFonts w:hint="default"/>
-          <w:lang w:val="en-US" w:eastAsia="zh-CN"/>
-        </w:rPr>
-      </w:pPr>
-    </w:p>
-    <w:p>
-      <w:pPr>
-        <w:numPr>
-          <w:ilvl w:val="0"/>
-          <w:numId w:val="0"/>
-        </w:numPr>
-        <w:ind w:left="420" w:leftChars="0" w:firstLine="420" w:firstLineChars="0"/>
-        <w:rPr>
-          <w:rFonts w:hint="default"/>
-          <w:lang w:val="en-US" w:eastAsia="zh-CN"/>
-        </w:rPr>
-      </w:pPr>
-      <w:r>
-        <w:rPr>
-          <w:rFonts w:hint="default"/>
-          <w:lang w:val="en-US" w:eastAsia="zh-CN"/>
-        </w:rPr>
-        <w:t>烧水</w:t>
-      </w:r>
-    </w:p>
-    <w:p>
-      <w:pPr>
-        <w:numPr>
-          <w:ilvl w:val="0"/>
-          <w:numId w:val="0"/>
-        </w:numPr>
-        <w:ind w:left="420" w:leftChars="0" w:firstLine="420" w:firstLineChars="0"/>
+        <w:ind w:firstLine="420" w:firstLineChars="0"/>
         <w:rPr>
           <w:rFonts w:hint="default"/>
           <w:lang w:val="en-US" w:eastAsia="zh-CN"/>
@@ -478,7 +962,7 @@
           <w:ilvl w:val="0"/>
           <w:numId w:val="0"/>
         </w:numPr>
-        <w:ind w:left="420" w:leftChars="0" w:firstLine="420" w:firstLineChars="0"/>
+        <w:ind w:firstLine="420" w:firstLineChars="0"/>
         <w:rPr>
           <w:rFonts w:hint="default"/>
           <w:lang w:val="en-US" w:eastAsia="zh-CN"/>
@@ -498,7 +982,7 @@
           <w:ilvl w:val="0"/>
           <w:numId w:val="0"/>
         </w:numPr>
-        <w:ind w:left="420" w:leftChars="0" w:firstLine="420" w:firstLineChars="0"/>
+        <w:ind w:firstLine="420" w:firstLineChars="0"/>
         <w:rPr>
           <w:rFonts w:hint="default"/>
           <w:lang w:val="en-US" w:eastAsia="zh-CN"/>
@@ -511,19 +995,6 @@
         </w:rPr>
         <w:t>加柠檬</w:t>
       </w:r>
-    </w:p>
-    <w:p>
-      <w:pPr>
-        <w:numPr>
-          <w:ilvl w:val="0"/>
-          <w:numId w:val="0"/>
-        </w:numPr>
-        <w:ind w:firstLine="420" w:firstLineChars="0"/>
-        <w:rPr>
-          <w:rFonts w:hint="default"/>
-          <w:lang w:val="en-US" w:eastAsia="zh-CN"/>
-        </w:rPr>
-      </w:pPr>
     </w:p>
     <w:sectPr>
       <w:pgSz w:w="11906" w:h="16838"/>
@@ -669,7 +1140,7 @@
     <w:lsdException w:unhideWhenUsed="0" w:uiPriority="0" w:semiHidden="0" w:name="HTML Code"/>
     <w:lsdException w:unhideWhenUsed="0" w:uiPriority="0" w:semiHidden="0" w:name="HTML Definition"/>
     <w:lsdException w:unhideWhenUsed="0" w:uiPriority="0" w:semiHidden="0" w:name="HTML Keyboard"/>
-    <w:lsdException w:unhideWhenUsed="0" w:uiPriority="0" w:semiHidden="0" w:name="HTML Preformatted"/>
+    <w:lsdException w:qFormat="1" w:unhideWhenUsed="0" w:uiPriority="0" w:semiHidden="0" w:name="HTML Preformatted"/>
     <w:lsdException w:unhideWhenUsed="0" w:uiPriority="0" w:semiHidden="0" w:name="HTML Sample"/>
     <w:lsdException w:unhideWhenUsed="0" w:uiPriority="0" w:semiHidden="0" w:name="HTML Typewriter"/>
     <w:lsdException w:unhideWhenUsed="0" w:uiPriority="0" w:semiHidden="0" w:name="HTML Variable"/>
@@ -856,6 +1327,7 @@
   <w:style w:type="paragraph" w:styleId="2">
     <w:name w:val="HTML Preformatted"/>
     <w:basedOn w:val="1"/>
+    <w:qFormat/>
     <w:uiPriority w:val="0"/>
     <w:pPr>
       <w:tabs>
@@ -1151,20 +1623,4 @@
   </a:themeElements>
   <a:objectDefaults/>
 </a:theme>
-</file>
-
-<file path=customXml/item1.xml><?xml version="1.0" encoding="utf-8"?>
-<s:customData xmlns="http://www.wps.cn/officeDocument/2013/wpsCustomData" xmlns:s="http://www.wps.cn/officeDocument/2013/wpsCustomData">
-  <customSectProps>
-    <customSectPr/>
-  </customSectProps>
-</s:customData>
-</file>
-
-<file path=customXml/itemProps1.xml><?xml version="1.0" encoding="utf-8"?>
-<ds:datastoreItem xmlns:ds="http://schemas.openxmlformats.org/officeDocument/2006/customXml" ds:itemID="{B1977F7D-205B-4081-913C-38D41E755F92}">
-  <ds:schemaRefs>
-    <ds:schemaRef ds:uri="http://www.wps.cn/officeDocument/2013/wpsCustomData"/>
-  </ds:schemaRefs>
-</ds:datastoreItem>
 </file>